--- a/Bases de Datos II/Clases/Clase 4 - Funciones disparadores seguridad respaldo/Taller PI - Clase 4 - VetCare.docx
+++ b/Bases de Datos II/Clases/Clase 4 - Funciones disparadores seguridad respaldo/Taller PI - Clase 4 - VetCare.docx
@@ -454,7 +454,238 @@
           <w:color w:val="2B2B2B"/>
           <w:sz w:val="22"/>
         </w:rPr>
-        <w:t xml:space="preserve"> (examlab.lovable.app/app · módulo Talleres) — domingo 23:59 cuando aplique.</w:t>
+        <w:t xml:space="preserve"> (https://examlab.lovable.app/ · módulo Talleres) — domingo 23:59 cuando aplique.</w:t>
+      </w:r>
+    </w:p>
+    <w:p>
+      <w:pPr>
+        <w:spacing w:after="120"/>
+      </w:pPr>
+      <w:r>
+        <w:rPr>
+          <w:rFonts w:ascii="Calibri" w:hAnsi="Calibri" w:eastAsia="Calibri"/>
+          <w:b/>
+          <w:color w:val="095292"/>
+          <w:sz w:val="24"/>
+        </w:rPr>
+        <w:t>9. Que vas a resolver en ExamLab</w:t>
+      </w:r>
+    </w:p>
+    <w:p>
+      <w:pPr>
+        <w:spacing w:after="120"/>
+      </w:pPr>
+      <w:r>
+        <w:rPr>
+          <w:rFonts w:ascii="Calibri" w:hAnsi="Calibri" w:eastAsia="Calibri"/>
+          <w:b w:val="0"/>
+          <w:color w:val="2B2B2B"/>
+          <w:sz w:val="22"/>
+        </w:rPr>
+        <w:t>El estudiante entrega una funcion de tarifas, un trigger de auditoria de cambios de estado de cita, un trigger que impide stock negativo y el plan de respaldo de VetCare DB.</w:t>
+      </w:r>
+    </w:p>
+    <w:p>
+      <w:pPr>
+        <w:spacing w:after="120"/>
+      </w:pPr>
+      <w:r>
+        <w:rPr>
+          <w:rFonts w:ascii="Calibri" w:hAnsi="Calibri" w:eastAsia="Calibri"/>
+          <w:b w:val="0"/>
+          <w:color w:val="2B2B2B"/>
+          <w:sz w:val="22"/>
+        </w:rPr>
+        <w:t>El taller se resuelve y se entrega en ExamLab (https://examlab.lovable.app/), en el modulo Talleres. Son 5 preguntas y suman 100 puntos. Lo que sigue es lo que vas a encontrar en cada una, para que sepas de antemano en que forma se responde:</w:t>
+      </w:r>
+    </w:p>
+    <w:p>
+      <w:r>
+        <w:rPr>
+          <w:rFonts w:ascii="Calibri" w:hAnsi="Calibri" w:eastAsia="Calibri"/>
+          <w:b/>
+          <w:color w:val="2B2B2B"/>
+          <w:sz w:val="22"/>
+        </w:rPr>
+        <w:t>Pregunta 1 - SQL sobre PostgreSQL real (20 pts):</w:t>
+      </w:r>
+      <w:r>
+        <w:rPr>
+          <w:rFonts w:ascii="Calibri" w:hAnsi="Calibri" w:eastAsia="Calibri"/>
+          <w:b w:val="0"/>
+          <w:color w:val="2B2B2B"/>
+          <w:sz w:val="22"/>
+        </w:rPr>
+        <w:t xml:space="preserve"> Funcion de tarifas fn_precio_consulta.</w:t>
+      </w:r>
+    </w:p>
+    <w:p>
+      <w:pPr>
+        <w:pStyle w:val="ListBullet"/>
+        <w:spacing w:after="40"/>
+      </w:pPr>
+      <w:r>
+        <w:rPr>
+          <w:rFonts w:ascii="Calibri" w:hAnsi="Calibri" w:eastAsia="Calibri"/>
+          <w:b w:val="0"/>
+          <w:color w:val="2B2B2B"/>
+          <w:sz w:val="22"/>
+        </w:rPr>
+        <w:t>Editor de SQL con una base PostgreSQL de verdad corriendo en el navegador. El esquema y los datos de partida ya vienen cargados: usted escribe y ejecuta su SQL y se guarda tanto la consulta como lo que devolvio la base.</w:t>
+      </w:r>
+    </w:p>
+    <w:p>
+      <w:r>
+        <w:rPr>
+          <w:rFonts w:ascii="Calibri" w:hAnsi="Calibri" w:eastAsia="Calibri"/>
+          <w:b/>
+          <w:color w:val="2B2B2B"/>
+          <w:sz w:val="22"/>
+        </w:rPr>
+        <w:t>Pregunta 2 - SQL sobre PostgreSQL real (20 pts):</w:t>
+      </w:r>
+      <w:r>
+        <w:rPr>
+          <w:rFonts w:ascii="Calibri" w:hAnsi="Calibri" w:eastAsia="Calibri"/>
+          <w:b w:val="0"/>
+          <w:color w:val="2B2B2B"/>
+          <w:sz w:val="22"/>
+        </w:rPr>
+        <w:t xml:space="preserve"> Trigger de auditoria de cambios de estado de cita.</w:t>
+      </w:r>
+    </w:p>
+    <w:p>
+      <w:pPr>
+        <w:pStyle w:val="ListBullet"/>
+        <w:spacing w:after="40"/>
+      </w:pPr>
+      <w:r>
+        <w:rPr>
+          <w:rFonts w:ascii="Calibri" w:hAnsi="Calibri" w:eastAsia="Calibri"/>
+          <w:b w:val="0"/>
+          <w:color w:val="2B2B2B"/>
+          <w:sz w:val="22"/>
+        </w:rPr>
+        <w:t>Editor de SQL con una base PostgreSQL de verdad corriendo en el navegador. El esquema y los datos de partida ya vienen cargados: usted escribe y ejecuta su SQL y se guarda tanto la consulta como lo que devolvio la base.</w:t>
+      </w:r>
+    </w:p>
+    <w:p>
+      <w:r>
+        <w:rPr>
+          <w:rFonts w:ascii="Calibri" w:hAnsi="Calibri" w:eastAsia="Calibri"/>
+          <w:b/>
+          <w:color w:val="2B2B2B"/>
+          <w:sz w:val="22"/>
+        </w:rPr>
+        <w:t>Pregunta 3 - SQL sobre PostgreSQL real (20 pts):</w:t>
+      </w:r>
+      <w:r>
+        <w:rPr>
+          <w:rFonts w:ascii="Calibri" w:hAnsi="Calibri" w:eastAsia="Calibri"/>
+          <w:b w:val="0"/>
+          <w:color w:val="2B2B2B"/>
+          <w:sz w:val="22"/>
+        </w:rPr>
+        <w:t xml:space="preserve"> Trigger que impide stock negativo.</w:t>
+      </w:r>
+    </w:p>
+    <w:p>
+      <w:pPr>
+        <w:pStyle w:val="ListBullet"/>
+        <w:spacing w:after="40"/>
+      </w:pPr>
+      <w:r>
+        <w:rPr>
+          <w:rFonts w:ascii="Calibri" w:hAnsi="Calibri" w:eastAsia="Calibri"/>
+          <w:b w:val="0"/>
+          <w:color w:val="2B2B2B"/>
+          <w:sz w:val="22"/>
+        </w:rPr>
+        <w:t>Editor de SQL con una base PostgreSQL de verdad corriendo en el navegador. El esquema y los datos de partida ya vienen cargados: usted escribe y ejecuta su SQL y se guarda tanto la consulta como lo que devolvio la base.</w:t>
+      </w:r>
+    </w:p>
+    <w:p>
+      <w:r>
+        <w:rPr>
+          <w:rFonts w:ascii="Calibri" w:hAnsi="Calibri" w:eastAsia="Calibri"/>
+          <w:b/>
+          <w:color w:val="2B2B2B"/>
+          <w:sz w:val="22"/>
+        </w:rPr>
+        <w:t>Pregunta 4 - Seleccion multiple (15 pts):</w:t>
+      </w:r>
+      <w:r>
+        <w:rPr>
+          <w:rFonts w:ascii="Calibri" w:hAnsi="Calibri" w:eastAsia="Calibri"/>
+          <w:b w:val="0"/>
+          <w:color w:val="2B2B2B"/>
+          <w:sz w:val="22"/>
+        </w:rPr>
+        <w:t xml:space="preserve"> Donde vive cada validacion: CHECK, trigger o aplicacion.</w:t>
+      </w:r>
+    </w:p>
+    <w:p>
+      <w:pPr>
+        <w:pStyle w:val="ListBullet"/>
+        <w:spacing w:after="40"/>
+      </w:pPr>
+      <w:r>
+        <w:rPr>
+          <w:rFonts w:ascii="Calibri" w:hAnsi="Calibri" w:eastAsia="Calibri"/>
+          <w:b w:val="0"/>
+          <w:color w:val="2B2B2B"/>
+          <w:sz w:val="22"/>
+        </w:rPr>
+        <w:t>Varias opciones y mas de una correcta; marque todas las que apliquen.</w:t>
+      </w:r>
+    </w:p>
+    <w:p>
+      <w:r>
+        <w:rPr>
+          <w:rFonts w:ascii="Calibri" w:hAnsi="Calibri" w:eastAsia="Calibri"/>
+          <w:b/>
+          <w:color w:val="2B2B2B"/>
+          <w:sz w:val="22"/>
+        </w:rPr>
+        <w:t>Pregunta 5 - Respuesta escrita (25 pts):</w:t>
+      </w:r>
+      <w:r>
+        <w:rPr>
+          <w:rFonts w:ascii="Calibri" w:hAnsi="Calibri" w:eastAsia="Calibri"/>
+          <w:b w:val="0"/>
+          <w:color w:val="2B2B2B"/>
+          <w:sz w:val="22"/>
+        </w:rPr>
+        <w:t xml:space="preserve"> Plan de respaldo de VetCare DB.</w:t>
+      </w:r>
+    </w:p>
+    <w:p>
+      <w:pPr>
+        <w:pStyle w:val="ListBullet"/>
+        <w:spacing w:after="40"/>
+      </w:pPr>
+      <w:r>
+        <w:rPr>
+          <w:rFonts w:ascii="Calibri" w:hAnsi="Calibri" w:eastAsia="Calibri"/>
+          <w:b w:val="0"/>
+          <w:color w:val="2B2B2B"/>
+          <w:sz w:val="22"/>
+        </w:rPr>
+        <w:t>Un cuadro de texto. Se escribe directamente en la plataforma; no se sube archivo.</w:t>
+      </w:r>
+    </w:p>
+    <w:p>
+      <w:pPr>
+        <w:spacing w:after="120"/>
+      </w:pPr>
+      <w:r>
+        <w:rPr>
+          <w:rFonts w:ascii="Calibri" w:hAnsi="Calibri" w:eastAsia="Calibri"/>
+          <w:b w:val="0"/>
+          <w:color w:val="2B2B2B"/>
+          <w:sz w:val="22"/>
+        </w:rPr>
+        <w:t>Cada pregunta trae su propio enunciado completo dentro de la plataforma: puedes resolver el taller leyendo solo ExamLab. Este documento sirve para prepararte y para trabajar en equipo antes de responder.</w:t>
       </w:r>
     </w:p>
     <w:sectPr>

--- a/Bases de Datos II/Clases/Clase 4 - Funciones disparadores seguridad respaldo/Taller PI - Clase 4 - VetCare.docx
+++ b/Bases de Datos II/Clases/Clase 4 - Funciones disparadores seguridad respaldo/Taller PI - Clase 4 - VetCare.docx
@@ -685,7 +685,7 @@
           <w:color w:val="2B2B2B"/>
           <w:sz w:val="22"/>
         </w:rPr>
-        <w:t>Cada pregunta trae su propio enunciado completo dentro de la plataforma: puedes resolver el taller leyendo solo ExamLab. Este documento sirve para prepararte y para trabajar en equipo antes de responder.</w:t>
+        <w:t>Cada pregunta trae su propio enunciado completo dentro de la plataforma: puedes resolver el taller leyendo solo ExamLab. Este documento sirve para prepararte y conservar tus respuestas. La actividad es individual; si el docente autoriza trabajo en equipo, la entrega en ExamLab sigue siendo individual.</w:t>
       </w:r>
     </w:p>
     <w:sectPr>

--- a/Bases de Datos II/Clases/Clase 4 - Funciones disparadores seguridad respaldo/Taller PI - Clase 4 - VetCare.docx
+++ b/Bases de Datos II/Clases/Clase 4 - Funciones disparadores seguridad respaldo/Taller PI - Clase 4 - VetCare.docx
@@ -454,7 +454,7 @@
           <w:color w:val="2B2B2B"/>
           <w:sz w:val="22"/>
         </w:rPr>
-        <w:t xml:space="preserve"> (https://examlab.lovable.app/ · módulo Talleres) — domingo 23:59 cuando aplique.</w:t>
+        <w:t xml:space="preserve"> (https://uniaj.examlab.workers.dev/ · módulo Talleres) — domingo 23:59 cuando aplique.</w:t>
       </w:r>
     </w:p>
     <w:p>
@@ -496,7 +496,7 @@
           <w:color w:val="2B2B2B"/>
           <w:sz w:val="22"/>
         </w:rPr>
-        <w:t>El taller se resuelve y se entrega en ExamLab (https://examlab.lovable.app/), en el modulo Talleres. Son 5 preguntas y suman 100 puntos. Lo que sigue es lo que vas a encontrar en cada una, para que sepas de antemano en que forma se responde:</w:t>
+        <w:t>El taller se resuelve y se entrega en ExamLab (https://uniaj.examlab.workers.dev/), en el modulo Talleres. Son 5 preguntas y suman 100 puntos. Lo que sigue es lo que vas a encontrar en cada una, para que sepas de antemano en que forma se responde:</w:t>
       </w:r>
     </w:p>
     <w:p>

--- a/Bases de Datos II/Clases/Clase 4 - Funciones disparadores seguridad respaldo/Taller PI - Clase 4 - VetCare.docx
+++ b/Bases de Datos II/Clases/Clase 4 - Funciones disparadores seguridad respaldo/Taller PI - Clase 4 - VetCare.docx
@@ -56,7 +56,7 @@
           <w:color w:val="2B2B2B"/>
           <w:sz w:val="22"/>
         </w:rPr>
-        <w:t>Herramienta: Oracle Live SQL + Google Docs</w:t>
+        <w:t>Herramienta: ExamLab (PostgreSQL) + Google Docs</w:t>
       </w:r>
     </w:p>
     <w:p>
@@ -109,7 +109,7 @@
           <w:color w:val="2B2B2B"/>
           <w:sz w:val="22"/>
         </w:rPr>
-        <w:t xml:space="preserve"> integridad + RAA1.</w:t>
+        <w:t xml:space="preserve"> integridad y trazabilidad son criterios de la rúbrica, y la evidencia son el trigger corriendo y la fila de auditoría — no una promesa.</w:t>
       </w:r>
     </w:p>
     <w:p>
@@ -124,7 +124,58 @@
           <w:color w:val="2B2B2B"/>
           <w:sz w:val="22"/>
         </w:rPr>
-        <w:t>Trigger evita inconsistencias silenciosas.</w:t>
+        <w:t xml:space="preserve">La auditoría es el único mecanismo que </w:t>
+      </w:r>
+      <w:r>
+        <w:rPr>
+          <w:rFonts w:ascii="Calibri" w:hAnsi="Calibri" w:eastAsia="Calibri"/>
+          <w:b/>
+          <w:color w:val="2B2B2B"/>
+          <w:sz w:val="22"/>
+        </w:rPr>
+        <w:t>no se puede evitar olvidándose de llamarlo</w:t>
+      </w:r>
+      <w:r>
+        <w:rPr>
+          <w:rFonts w:ascii="Calibri" w:hAnsi="Calibri" w:eastAsia="Calibri"/>
+          <w:b w:val="0"/>
+          <w:color w:val="2B2B2B"/>
+          <w:sz w:val="22"/>
+        </w:rPr>
+        <w:t>: nadie invoca un trigger, lo dispara el motor.</w:t>
+      </w:r>
+    </w:p>
+    <w:p>
+      <w:pPr>
+        <w:pStyle w:val="ListBullet"/>
+        <w:spacing w:after="40"/>
+      </w:pPr>
+      <w:r>
+        <w:rPr>
+          <w:rFonts w:ascii="Calibri" w:hAnsi="Calibri" w:eastAsia="Calibri"/>
+          <w:b w:val="0"/>
+          <w:color w:val="2B2B2B"/>
+          <w:sz w:val="22"/>
+        </w:rPr>
+        <w:t xml:space="preserve">El plan de respaldo es lo que un evaluador pregunta primero: cuánto se pierde y en cuánto tiempo se vuelve a operar, con </w:t>
+      </w:r>
+      <w:r>
+        <w:rPr>
+          <w:rFonts w:ascii="Calibri" w:hAnsi="Calibri" w:eastAsia="Calibri"/>
+          <w:b/>
+          <w:color w:val="2B2B2B"/>
+          <w:sz w:val="22"/>
+        </w:rPr>
+        <w:t>números</w:t>
+      </w:r>
+      <w:r>
+        <w:rPr>
+          <w:rFonts w:ascii="Calibri" w:hAnsi="Calibri" w:eastAsia="Calibri"/>
+          <w:b w:val="0"/>
+          <w:color w:val="2B2B2B"/>
+          <w:sz w:val="22"/>
+        </w:rPr>
+        <w:t>.</w:t>
       </w:r>
     </w:p>
     <w:p>
@@ -152,7 +203,7 @@
           <w:color w:val="2B2B2B"/>
           <w:sz w:val="22"/>
         </w:rPr>
-        <w:t>&gt;=1 funcion + &gt;=1 trigger + plan backup.</w:t>
+        <w:t>Una función de tarifas y dos triggers —auditoría y stock— corriendo en ExamLab, más el Plan_Backup_VetCare con sus 6 secciones.</w:t>
       </w:r>
     </w:p>
     <w:p>
@@ -181,7 +232,106 @@
           <w:color w:val="2B2B2B"/>
           <w:sz w:val="22"/>
         </w:rPr>
-        <w:t>Ej: fn_precio_consulta; trg_audit_cancelacion.</w:t>
+        <w:t>Esquema de VetCare completo y poblado: 10 citas, con consultas ya registradas en las citas 2, 5, 7 y 10.</w:t>
+      </w:r>
+    </w:p>
+    <w:p>
+      <w:pPr>
+        <w:pStyle w:val="ListBullet"/>
+        <w:spacing w:after="40"/>
+      </w:pPr>
+      <w:r>
+        <w:rPr>
+          <w:rFonts w:ascii="Calibri" w:hAnsi="Calibri" w:eastAsia="Calibri"/>
+          <w:b w:val="0"/>
+          <w:color w:val="2B2B2B"/>
+          <w:sz w:val="22"/>
+        </w:rPr>
+        <w:t xml:space="preserve">«insumo» fue creada </w:t>
+      </w:r>
+      <w:r>
+        <w:rPr>
+          <w:rFonts w:ascii="Calibri" w:hAnsi="Calibri" w:eastAsia="Calibri"/>
+          <w:b/>
+          <w:color w:val="2B2B2B"/>
+          <w:sz w:val="22"/>
+        </w:rPr>
+        <w:t>a propósito sin</w:t>
+      </w:r>
+      <w:r>
+        <w:rPr>
+          <w:rFonts w:ascii="Calibri" w:hAnsi="Calibri" w:eastAsia="Calibri"/>
+          <w:b w:val="0"/>
+          <w:color w:val="2B2B2B"/>
+          <w:sz w:val="22"/>
+        </w:rPr>
+        <w:t xml:space="preserve"> «CHECK (stock &gt;= 0)»: el insumo </w:t>
+      </w:r>
+      <w:r>
+        <w:rPr>
+          <w:rFonts w:ascii="Calibri" w:hAnsi="Calibri" w:eastAsia="Calibri"/>
+          <w:b/>
+          <w:color w:val="2B2B2B"/>
+          <w:sz w:val="22"/>
+        </w:rPr>
+        <w:t>2 (Vacuna triple felina) tiene stock 3</w:t>
+      </w:r>
+      <w:r>
+        <w:rPr>
+          <w:rFonts w:ascii="Calibri" w:hAnsi="Calibri" w:eastAsia="Calibri"/>
+          <w:b w:val="0"/>
+          <w:color w:val="2B2B2B"/>
+          <w:sz w:val="22"/>
+        </w:rPr>
+        <w:t>, y de ahí sale el -7 de la demostración.</w:t>
+      </w:r>
+    </w:p>
+    <w:p>
+      <w:pPr>
+        <w:pStyle w:val="ListBullet"/>
+        <w:spacing w:after="40"/>
+      </w:pPr>
+      <w:r>
+        <w:rPr>
+          <w:rFonts w:ascii="Calibri" w:hAnsi="Calibri" w:eastAsia="Calibri"/>
+          <w:b/>
+          <w:color w:val="2B2B2B"/>
+          <w:sz w:val="22"/>
+        </w:rPr>
+        <w:t>Motor:</w:t>
+      </w:r>
+      <w:r>
+        <w:rPr>
+          <w:rFonts w:ascii="Calibri" w:hAnsi="Calibri" w:eastAsia="Calibri"/>
+          <w:b w:val="0"/>
+          <w:color w:val="2B2B2B"/>
+          <w:sz w:val="22"/>
+        </w:rPr>
+        <w:t xml:space="preserve"> PostgreSQL dentro de ExamLab. La función, los dos triggers y sus pruebas con bloques «DO» corren de verdad y ahí se califican.</w:t>
+      </w:r>
+    </w:p>
+    <w:p>
+      <w:pPr>
+        <w:pStyle w:val="ListBullet"/>
+        <w:spacing w:after="40"/>
+      </w:pPr>
+      <w:r>
+        <w:rPr>
+          <w:rFonts w:ascii="Calibri" w:hAnsi="Calibri" w:eastAsia="Calibri"/>
+          <w:b/>
+          <w:color w:val="2B2B2B"/>
+          <w:sz w:val="22"/>
+        </w:rPr>
+        <w:t>Lo que NO se ejecuta:</w:t>
+      </w:r>
+      <w:r>
+        <w:rPr>
+          <w:rFonts w:ascii="Calibri" w:hAnsi="Calibri" w:eastAsia="Calibri"/>
+          <w:b w:val="0"/>
+          <w:color w:val="2B2B2B"/>
+          <w:sz w:val="22"/>
+        </w:rPr>
+        <w:t xml:space="preserve"> «pg_dump», «pg_dumpall», «pg_basebackup» ni «pg_restore» —son programas que escriben archivos y ExamLab corre en el navegador—. La pregunta 5 es un documento: se califica que nombre la herramienta correcta.</w:t>
       </w:r>
     </w:p>
     <w:p>
@@ -210,7 +360,7 @@
           <w:color w:val="2B2B2B"/>
           <w:sz w:val="22"/>
         </w:rPr>
-        <w:t>Crear &gt;=1 funcion util al PI.</w:t>
+        <w:t>Escribir fn_precio_consulta(especie, urgencia) RETURNS NUMERIC en PL/pgSQL y probarla con SELECT sobre las 3 especies.</w:t>
       </w:r>
     </w:p>
     <w:p>
@@ -225,7 +375,7 @@
           <w:color w:val="2B2B2B"/>
           <w:sz w:val="22"/>
         </w:rPr>
-        <w:t>Crear &gt;=1 trigger (auditoria o stock no negativo).</w:t>
+        <w:t>Crear la tabla audit_cita y el trigger de auditoria en sus dos objetos: fn_trg_audit_cita() RETURNS TRIGGER + CREATE TRIGGER ... EXECUTE FUNCTION.</w:t>
       </w:r>
     </w:p>
     <w:p>
@@ -240,7 +390,7 @@
           <w:color w:val="2B2B2B"/>
           <w:sz w:val="22"/>
         </w:rPr>
-        <w:t>Redactar plan de respaldo: frecuencia, retencion, restore de prueba.</w:t>
+        <w:t>Crear el trigger de stock no negativo (BEFORE UPDATE), evidenciando primero que sin el el stock llega a -7.</w:t>
       </w:r>
     </w:p>
     <w:p>
@@ -255,7 +405,22 @@
           <w:color w:val="2B2B2B"/>
           <w:sz w:val="22"/>
         </w:rPr>
-        <w:t>Actualizar checklist PI: seguridad/respaldo en progreso.</w:t>
+        <w:t>Decidir donde vive cada validacion: CHECK, trigger o aplicacion (pregunta 4).</w:t>
+      </w:r>
+    </w:p>
+    <w:p>
+      <w:pPr>
+        <w:pStyle w:val="ListBullet"/>
+        <w:spacing w:after="40"/>
+      </w:pPr>
+      <w:r>
+        <w:rPr>
+          <w:rFonts w:ascii="Calibri" w:hAnsi="Calibri" w:eastAsia="Calibri"/>
+          <w:b w:val="0"/>
+          <w:color w:val="2B2B2B"/>
+          <w:sz w:val="22"/>
+        </w:rPr>
+        <w:t>Redactar Plan_Backup_VetCare con sus 6 secciones (plantilla en este documento): que se respalda y con que, frecuencia, retencion, RPO/RTO, restore de prueba con quien firma, y que NO cubre el plan.</w:t>
       </w:r>
     </w:p>
     <w:p>
@@ -269,7 +434,829 @@
           <w:color w:val="095292"/>
           <w:sz w:val="24"/>
         </w:rPr>
-        <w:t>5. Entregable</w:t>
+        <w:t>5. Plantilla del entregable (copia esto y llenalo)</w:t>
+      </w:r>
+    </w:p>
+    <w:p>
+      <w:pPr>
+        <w:spacing w:after="120"/>
+      </w:pPr>
+      <w:r>
+        <w:rPr>
+          <w:rFonts w:ascii="Calibri" w:hAnsi="Calibri" w:eastAsia="Calibri"/>
+          <w:b w:val="0"/>
+          <w:color w:val="2B2B2B"/>
+          <w:sz w:val="20"/>
+        </w:rPr>
+        <w:t>Estos son exactamente los campos que califica ExamLab. Copia el bloque tal cual en tu documento, llenalo, y pega cada parte en la pregunta que corresponda.</w:t>
+      </w:r>
+    </w:p>
+    <w:p>
+      <w:pPr>
+        <w:spacing w:after="0"/>
+        <w:shd w:val="clear" w:fill="F2F2F3"/>
+      </w:pPr>
+      <w:r>
+        <w:rPr>
+          <w:rFonts w:ascii="Consolas" w:hAnsi="Consolas" w:eastAsia="Consolas"/>
+          <w:b w:val="0"/>
+          <w:color w:val="2B2B2B"/>
+          <w:sz w:val="18"/>
+        </w:rPr>
+        <w:t>PLAN_BACKUP_VETCARE  —  pregunta 5   ·   maximo una pagina</w:t>
+      </w:r>
+    </w:p>
+    <w:p>
+      <w:pPr>
+        <w:spacing w:after="0"/>
+        <w:shd w:val="clear" w:fill="F2F2F3"/>
+      </w:pPr>
+      <w:r>
+        <w:rPr>
+          <w:rFonts w:ascii="Consolas" w:hAnsi="Consolas" w:eastAsia="Consolas"/>
+          <w:b w:val="0"/>
+          <w:color w:val="2B2B2B"/>
+          <w:sz w:val="18"/>
+        </w:rPr>
+        <w:t>Clinica Huellitas, PostgreSQL, atencion de lunes a sabado de 7:00 a 19:00.</w:t>
+      </w:r>
+    </w:p>
+    <w:p>
+      <w:pPr>
+        <w:spacing w:after="0"/>
+        <w:shd w:val="clear" w:fill="F2F2F3"/>
+      </w:pPr>
+      <w:r>
+        <w:rPr>
+          <w:rFonts w:ascii="Consolas" w:hAnsi="Consolas" w:eastAsia="Consolas"/>
+          <w:b w:val="0"/>
+          <w:color w:val="2B2B2B"/>
+          <w:sz w:val="18"/>
+        </w:rPr>
+        <w:t>Todo numero va justificado contra ese horario. «Diario» sin hora no se califica;</w:t>
+      </w:r>
+    </w:p>
+    <w:p>
+      <w:pPr>
+        <w:spacing w:after="0"/>
+        <w:shd w:val="clear" w:fill="F2F2F3"/>
+      </w:pPr>
+      <w:r>
+        <w:rPr>
+          <w:rFonts w:ascii="Consolas" w:hAnsi="Consolas" w:eastAsia="Consolas"/>
+          <w:b w:val="0"/>
+          <w:color w:val="2B2B2B"/>
+          <w:sz w:val="18"/>
+        </w:rPr>
+        <w:t>«diario a las 20:30 porque la facturacion cierra a las 19:45» si.</w:t>
+      </w:r>
+    </w:p>
+    <w:p>
+      <w:pPr>
+        <w:spacing w:after="0"/>
+        <w:shd w:val="clear" w:fill="F2F2F3"/>
+      </w:pPr>
+      <w:r>
+        <w:rPr>
+          <w:rFonts w:ascii="Consolas" w:hAnsi="Consolas" w:eastAsia="Consolas"/>
+          <w:b w:val="0"/>
+          <w:color w:val="2B2B2B"/>
+          <w:sz w:val="18"/>
+        </w:rPr>
+        <w:t xml:space="preserve"> </w:t>
+      </w:r>
+    </w:p>
+    <w:p>
+      <w:pPr>
+        <w:spacing w:after="0"/>
+        <w:shd w:val="clear" w:fill="F2F2F3"/>
+      </w:pPr>
+      <w:r>
+        <w:rPr>
+          <w:rFonts w:ascii="Consolas" w:hAnsi="Consolas" w:eastAsia="Consolas"/>
+          <w:b w:val="0"/>
+          <w:color w:val="2B2B2B"/>
+          <w:sz w:val="18"/>
+        </w:rPr>
+        <w:t>SECCIONES 1, 2 y 3  —  QUE SE RESPALDA, CON QUE, CUANDO Y CUANTO SE GUARDA</w:t>
+      </w:r>
+    </w:p>
+    <w:p>
+      <w:pPr>
+        <w:spacing w:after="0"/>
+        <w:shd w:val="clear" w:fill="F2F2F3"/>
+      </w:pPr>
+      <w:r>
+        <w:rPr>
+          <w:rFonts w:ascii="Consolas" w:hAnsi="Consolas" w:eastAsia="Consolas"/>
+          <w:b w:val="0"/>
+          <w:color w:val="2B2B2B"/>
+          <w:sz w:val="18"/>
+        </w:rPr>
+        <w:t>Minimo 4 filas: el enunciado nombra esquema (DDL), datos, rutinas</w:t>
+      </w:r>
+    </w:p>
+    <w:p>
+      <w:pPr>
+        <w:spacing w:after="0"/>
+        <w:shd w:val="clear" w:fill="F2F2F3"/>
+      </w:pPr>
+      <w:r>
+        <w:rPr>
+          <w:rFonts w:ascii="Consolas" w:hAnsi="Consolas" w:eastAsia="Consolas"/>
+          <w:b w:val="0"/>
+          <w:color w:val="2B2B2B"/>
+          <w:sz w:val="18"/>
+        </w:rPr>
+        <w:t>(procedimientos / funciones / triggers) y scripts de migracion. Agrega las filas</w:t>
+      </w:r>
+    </w:p>
+    <w:p>
+      <w:pPr>
+        <w:spacing w:after="0"/>
+        <w:shd w:val="clear" w:fill="F2F2F3"/>
+      </w:pPr>
+      <w:r>
+        <w:rPr>
+          <w:rFonts w:ascii="Consolas" w:hAnsi="Consolas" w:eastAsia="Consolas"/>
+          <w:b w:val="0"/>
+          <w:color w:val="2B2B2B"/>
+          <w:sz w:val="18"/>
+        </w:rPr>
+        <w:t>que tu plan necesite. La retencion exige AL MENOS DOS UBICACIONES distintas.</w:t>
+      </w:r>
+    </w:p>
+    <w:p>
+      <w:pPr>
+        <w:spacing w:after="0"/>
+        <w:shd w:val="clear" w:fill="F2F2F3"/>
+      </w:pPr>
+      <w:r>
+        <w:rPr>
+          <w:rFonts w:ascii="Consolas" w:hAnsi="Consolas" w:eastAsia="Consolas"/>
+          <w:b w:val="0"/>
+          <w:color w:val="2B2B2B"/>
+          <w:sz w:val="18"/>
+        </w:rPr>
+        <w:t xml:space="preserve"> </w:t>
+      </w:r>
+    </w:p>
+    <w:p>
+      <w:pPr>
+        <w:spacing w:after="0"/>
+        <w:shd w:val="clear" w:fill="F2F2F3"/>
+      </w:pPr>
+      <w:r>
+        <w:rPr>
+          <w:rFonts w:ascii="Consolas" w:hAnsi="Consolas" w:eastAsia="Consolas"/>
+          <w:b w:val="0"/>
+          <w:color w:val="2B2B2B"/>
+          <w:sz w:val="18"/>
+        </w:rPr>
+        <w:t>| Que se respalda | Herramienta | Frecuencia y ventana | Retencion y ubicacion |</w:t>
+      </w:r>
+    </w:p>
+    <w:p>
+      <w:pPr>
+        <w:spacing w:after="0"/>
+        <w:shd w:val="clear" w:fill="F2F2F3"/>
+      </w:pPr>
+      <w:r>
+        <w:rPr>
+          <w:rFonts w:ascii="Consolas" w:hAnsi="Consolas" w:eastAsia="Consolas"/>
+          <w:b w:val="0"/>
+          <w:color w:val="2B2B2B"/>
+          <w:sz w:val="18"/>
+        </w:rPr>
+        <w:t>|-----------------|-------------|----------------------|-----------------------|</w:t>
+      </w:r>
+    </w:p>
+    <w:p>
+      <w:pPr>
+        <w:spacing w:after="0"/>
+        <w:shd w:val="clear" w:fill="F2F2F3"/>
+      </w:pPr>
+      <w:r>
+        <w:rPr>
+          <w:rFonts w:ascii="Consolas" w:hAnsi="Consolas" w:eastAsia="Consolas"/>
+          <w:b w:val="0"/>
+          <w:color w:val="2B2B2B"/>
+          <w:sz w:val="18"/>
+        </w:rPr>
+        <w:t>|                 |             |                      |                       |</w:t>
+      </w:r>
+    </w:p>
+    <w:p>
+      <w:pPr>
+        <w:spacing w:after="0"/>
+        <w:shd w:val="clear" w:fill="F2F2F3"/>
+      </w:pPr>
+      <w:r>
+        <w:rPr>
+          <w:rFonts w:ascii="Consolas" w:hAnsi="Consolas" w:eastAsia="Consolas"/>
+          <w:b w:val="0"/>
+          <w:color w:val="2B2B2B"/>
+          <w:sz w:val="18"/>
+        </w:rPr>
+        <w:t>|                 |             |                      |                       |</w:t>
+      </w:r>
+    </w:p>
+    <w:p>
+      <w:pPr>
+        <w:spacing w:after="0"/>
+        <w:shd w:val="clear" w:fill="F2F2F3"/>
+      </w:pPr>
+      <w:r>
+        <w:rPr>
+          <w:rFonts w:ascii="Consolas" w:hAnsi="Consolas" w:eastAsia="Consolas"/>
+          <w:b w:val="0"/>
+          <w:color w:val="2B2B2B"/>
+          <w:sz w:val="18"/>
+        </w:rPr>
+        <w:t>|                 |             |                      |                       |</w:t>
+      </w:r>
+    </w:p>
+    <w:p>
+      <w:pPr>
+        <w:spacing w:after="0"/>
+        <w:shd w:val="clear" w:fill="F2F2F3"/>
+      </w:pPr>
+      <w:r>
+        <w:rPr>
+          <w:rFonts w:ascii="Consolas" w:hAnsi="Consolas" w:eastAsia="Consolas"/>
+          <w:b w:val="0"/>
+          <w:color w:val="2B2B2B"/>
+          <w:sz w:val="18"/>
+        </w:rPr>
+        <w:t>|                 |             |                      |                       |</w:t>
+      </w:r>
+    </w:p>
+    <w:p>
+      <w:pPr>
+        <w:spacing w:after="0"/>
+        <w:shd w:val="clear" w:fill="F2F2F3"/>
+      </w:pPr>
+      <w:r>
+        <w:rPr>
+          <w:rFonts w:ascii="Consolas" w:hAnsi="Consolas" w:eastAsia="Consolas"/>
+          <w:b w:val="0"/>
+          <w:color w:val="2B2B2B"/>
+          <w:sz w:val="18"/>
+        </w:rPr>
+        <w:t>|                 |             |                      |                       |</w:t>
+      </w:r>
+    </w:p>
+    <w:p>
+      <w:pPr>
+        <w:spacing w:after="0"/>
+        <w:shd w:val="clear" w:fill="F2F2F3"/>
+      </w:pPr>
+      <w:r>
+        <w:rPr>
+          <w:rFonts w:ascii="Consolas" w:hAnsi="Consolas" w:eastAsia="Consolas"/>
+          <w:b w:val="0"/>
+          <w:color w:val="2B2B2B"/>
+          <w:sz w:val="18"/>
+        </w:rPr>
+        <w:t xml:space="preserve"> </w:t>
+      </w:r>
+    </w:p>
+    <w:p>
+      <w:pPr>
+        <w:spacing w:after="0"/>
+        <w:shd w:val="clear" w:fill="F2F2F3"/>
+      </w:pPr>
+      <w:r>
+        <w:rPr>
+          <w:rFonts w:ascii="Consolas" w:hAnsi="Consolas" w:eastAsia="Consolas"/>
+          <w:b w:val="0"/>
+          <w:color w:val="2B2B2B"/>
+          <w:sz w:val="18"/>
+        </w:rPr>
+        <w:t>4) RPO Y RTO OBJETIVO</w:t>
+      </w:r>
+    </w:p>
+    <w:p>
+      <w:pPr>
+        <w:spacing w:after="0"/>
+        <w:shd w:val="clear" w:fill="F2F2F3"/>
+      </w:pPr>
+      <w:r>
+        <w:rPr>
+          <w:rFonts w:ascii="Consolas" w:hAnsi="Consolas" w:eastAsia="Consolas"/>
+          <w:b w:val="0"/>
+          <w:color w:val="2B2B2B"/>
+          <w:sz w:val="18"/>
+        </w:rPr>
+        <w:t xml:space="preserve">   RPO objetivo: ______   (cuanta informacion aceptas perder, en tiempo)</w:t>
+      </w:r>
+    </w:p>
+    <w:p>
+      <w:pPr>
+        <w:spacing w:after="0"/>
+        <w:shd w:val="clear" w:fill="F2F2F3"/>
+      </w:pPr>
+      <w:r>
+        <w:rPr>
+          <w:rFonts w:ascii="Consolas" w:hAnsi="Consolas" w:eastAsia="Consolas"/>
+          <w:b w:val="0"/>
+          <w:color w:val="2B2B2B"/>
+          <w:sz w:val="18"/>
+        </w:rPr>
+        <w:t xml:space="preserve">     Que se pierde exactamente en esa ventana, en datos de la clinica: [ ... ]</w:t>
+      </w:r>
+    </w:p>
+    <w:p>
+      <w:pPr>
+        <w:spacing w:after="0"/>
+        <w:shd w:val="clear" w:fill="F2F2F3"/>
+      </w:pPr>
+      <w:r>
+        <w:rPr>
+          <w:rFonts w:ascii="Consolas" w:hAnsi="Consolas" w:eastAsia="Consolas"/>
+          <w:b w:val="0"/>
+          <w:color w:val="2B2B2B"/>
+          <w:sz w:val="18"/>
+        </w:rPr>
+        <w:t xml:space="preserve">     Por que la clinica lo tolera (o que hace falta para bajarlo): [ ... ]</w:t>
+      </w:r>
+    </w:p>
+    <w:p>
+      <w:pPr>
+        <w:spacing w:after="0"/>
+        <w:shd w:val="clear" w:fill="F2F2F3"/>
+      </w:pPr>
+      <w:r>
+        <w:rPr>
+          <w:rFonts w:ascii="Consolas" w:hAnsi="Consolas" w:eastAsia="Consolas"/>
+          <w:b w:val="0"/>
+          <w:color w:val="2B2B2B"/>
+          <w:sz w:val="18"/>
+        </w:rPr>
+        <w:t xml:space="preserve">   RTO objetivo: ______   (en cuanto tiempo debes estar operando de nuevo)</w:t>
+      </w:r>
+    </w:p>
+    <w:p>
+      <w:pPr>
+        <w:spacing w:after="0"/>
+        <w:shd w:val="clear" w:fill="F2F2F3"/>
+      </w:pPr>
+      <w:r>
+        <w:rPr>
+          <w:rFonts w:ascii="Consolas" w:hAnsi="Consolas" w:eastAsia="Consolas"/>
+          <w:b w:val="0"/>
+          <w:color w:val="2B2B2B"/>
+          <w:sz w:val="18"/>
+        </w:rPr>
+        <w:t xml:space="preserve">     Como se reparte ese tiempo:  detectar y decidir ____ + restaurar ____ +</w:t>
+      </w:r>
+    </w:p>
+    <w:p>
+      <w:pPr>
+        <w:spacing w:after="0"/>
+        <w:shd w:val="clear" w:fill="F2F2F3"/>
+      </w:pPr>
+      <w:r>
+        <w:rPr>
+          <w:rFonts w:ascii="Consolas" w:hAnsi="Consolas" w:eastAsia="Consolas"/>
+          <w:b w:val="0"/>
+          <w:color w:val="2B2B2B"/>
+          <w:sz w:val="18"/>
+        </w:rPr>
+        <w:t xml:space="preserve">     validar ____ + margen ____</w:t>
+      </w:r>
+    </w:p>
+    <w:p>
+      <w:pPr>
+        <w:spacing w:after="0"/>
+        <w:shd w:val="clear" w:fill="F2F2F3"/>
+      </w:pPr>
+      <w:r>
+        <w:rPr>
+          <w:rFonts w:ascii="Consolas" w:hAnsi="Consolas" w:eastAsia="Consolas"/>
+          <w:b w:val="0"/>
+          <w:color w:val="2B2B2B"/>
+          <w:sz w:val="18"/>
+        </w:rPr>
+        <w:t xml:space="preserve">     Impacto para la clinica si se excede: [ ... ]</w:t>
+      </w:r>
+    </w:p>
+    <w:p>
+      <w:pPr>
+        <w:spacing w:after="0"/>
+        <w:shd w:val="clear" w:fill="F2F2F3"/>
+      </w:pPr>
+      <w:r>
+        <w:rPr>
+          <w:rFonts w:ascii="Consolas" w:hAnsi="Consolas" w:eastAsia="Consolas"/>
+          <w:b w:val="0"/>
+          <w:color w:val="2B2B2B"/>
+          <w:sz w:val="18"/>
+        </w:rPr>
+        <w:t xml:space="preserve"> </w:t>
+      </w:r>
+    </w:p>
+    <w:p>
+      <w:pPr>
+        <w:spacing w:after="0"/>
+        <w:shd w:val="clear" w:fill="F2F2F3"/>
+      </w:pPr>
+      <w:r>
+        <w:rPr>
+          <w:rFonts w:ascii="Consolas" w:hAnsi="Consolas" w:eastAsia="Consolas"/>
+          <w:b w:val="0"/>
+          <w:color w:val="2B2B2B"/>
+          <w:sz w:val="18"/>
+        </w:rPr>
+        <w:t>5) RESTORE DE PRUEBA</w:t>
+      </w:r>
+    </w:p>
+    <w:p>
+      <w:pPr>
+        <w:spacing w:after="0"/>
+        <w:shd w:val="clear" w:fill="F2F2F3"/>
+      </w:pPr>
+      <w:r>
+        <w:rPr>
+          <w:rFonts w:ascii="Consolas" w:hAnsi="Consolas" w:eastAsia="Consolas"/>
+          <w:b w:val="0"/>
+          <w:color w:val="2B2B2B"/>
+          <w:sz w:val="18"/>
+        </w:rPr>
+        <w:t xml:space="preserve">   Pasos (nunca sobre la base de produccion):</w:t>
+      </w:r>
+    </w:p>
+    <w:p>
+      <w:pPr>
+        <w:spacing w:after="0"/>
+        <w:shd w:val="clear" w:fill="F2F2F3"/>
+      </w:pPr>
+      <w:r>
+        <w:rPr>
+          <w:rFonts w:ascii="Consolas" w:hAnsi="Consolas" w:eastAsia="Consolas"/>
+          <w:b w:val="0"/>
+          <w:color w:val="2B2B2B"/>
+          <w:sz w:val="18"/>
+        </w:rPr>
+        <w:t xml:space="preserve">     1. [ ... ]</w:t>
+      </w:r>
+    </w:p>
+    <w:p>
+      <w:pPr>
+        <w:spacing w:after="0"/>
+        <w:shd w:val="clear" w:fill="F2F2F3"/>
+      </w:pPr>
+      <w:r>
+        <w:rPr>
+          <w:rFonts w:ascii="Consolas" w:hAnsi="Consolas" w:eastAsia="Consolas"/>
+          <w:b w:val="0"/>
+          <w:color w:val="2B2B2B"/>
+          <w:sz w:val="18"/>
+        </w:rPr>
+        <w:t xml:space="preserve">     2. [ ... ]</w:t>
+      </w:r>
+    </w:p>
+    <w:p>
+      <w:pPr>
+        <w:spacing w:after="0"/>
+        <w:shd w:val="clear" w:fill="F2F2F3"/>
+      </w:pPr>
+      <w:r>
+        <w:rPr>
+          <w:rFonts w:ascii="Consolas" w:hAnsi="Consolas" w:eastAsia="Consolas"/>
+          <w:b w:val="0"/>
+          <w:color w:val="2B2B2B"/>
+          <w:sz w:val="18"/>
+        </w:rPr>
+        <w:t xml:space="preserve">     3. [ ... ]</w:t>
+      </w:r>
+    </w:p>
+    <w:p>
+      <w:pPr>
+        <w:spacing w:after="0"/>
+        <w:shd w:val="clear" w:fill="F2F2F3"/>
+      </w:pPr>
+      <w:r>
+        <w:rPr>
+          <w:rFonts w:ascii="Consolas" w:hAnsi="Consolas" w:eastAsia="Consolas"/>
+          <w:b w:val="0"/>
+          <w:color w:val="2B2B2B"/>
+          <w:sz w:val="18"/>
+        </w:rPr>
+        <w:t xml:space="preserve">     4. [ ... ]</w:t>
+      </w:r>
+    </w:p>
+    <w:p>
+      <w:pPr>
+        <w:spacing w:after="0"/>
+        <w:shd w:val="clear" w:fill="F2F2F3"/>
+      </w:pPr>
+      <w:r>
+        <w:rPr>
+          <w:rFonts w:ascii="Consolas" w:hAnsi="Consolas" w:eastAsia="Consolas"/>
+          <w:b w:val="0"/>
+          <w:color w:val="2B2B2B"/>
+          <w:sz w:val="18"/>
+        </w:rPr>
+        <w:t xml:space="preserve">   Consulta de validacion post-restauracion, con el valor que debe salir:</w:t>
+      </w:r>
+    </w:p>
+    <w:p>
+      <w:pPr>
+        <w:spacing w:after="0"/>
+        <w:shd w:val="clear" w:fill="F2F2F3"/>
+      </w:pPr>
+      <w:r>
+        <w:rPr>
+          <w:rFonts w:ascii="Consolas" w:hAnsi="Consolas" w:eastAsia="Consolas"/>
+          <w:b w:val="0"/>
+          <w:color w:val="2B2B2B"/>
+          <w:sz w:val="18"/>
+        </w:rPr>
+        <w:t xml:space="preserve">     SELECT (SELECT COUNT(*) FROM ________)  AS ____________ ,  -- esperado: ____</w:t>
+      </w:r>
+    </w:p>
+    <w:p>
+      <w:pPr>
+        <w:spacing w:after="0"/>
+        <w:shd w:val="clear" w:fill="F2F2F3"/>
+      </w:pPr>
+      <w:r>
+        <w:rPr>
+          <w:rFonts w:ascii="Consolas" w:hAnsi="Consolas" w:eastAsia="Consolas"/>
+          <w:b w:val="0"/>
+          <w:color w:val="2B2B2B"/>
+          <w:sz w:val="18"/>
+        </w:rPr>
+        <w:t xml:space="preserve">            (SELECT COUNT(*) FROM ________)  AS ____________ ,  -- esperado: ____</w:t>
+      </w:r>
+    </w:p>
+    <w:p>
+      <w:pPr>
+        <w:spacing w:after="0"/>
+        <w:shd w:val="clear" w:fill="F2F2F3"/>
+      </w:pPr>
+      <w:r>
+        <w:rPr>
+          <w:rFonts w:ascii="Consolas" w:hAnsi="Consolas" w:eastAsia="Consolas"/>
+          <w:b w:val="0"/>
+          <w:color w:val="2B2B2B"/>
+          <w:sz w:val="18"/>
+        </w:rPr>
+        <w:t xml:space="preserve">            (SELECT COUNT(*) FROM ________)  AS ____________ ,  -- esperado: ____</w:t>
+      </w:r>
+    </w:p>
+    <w:p>
+      <w:pPr>
+        <w:spacing w:after="0"/>
+        <w:shd w:val="clear" w:fill="F2F2F3"/>
+      </w:pPr>
+      <w:r>
+        <w:rPr>
+          <w:rFonts w:ascii="Consolas" w:hAnsi="Consolas" w:eastAsia="Consolas"/>
+          <w:b w:val="0"/>
+          <w:color w:val="2B2B2B"/>
+          <w:sz w:val="18"/>
+        </w:rPr>
+        <w:t xml:space="preserve">            (SELECT ______(________) FROM ________) AS __________ ; -- esperado: ____</w:t>
+      </w:r>
+    </w:p>
+    <w:p>
+      <w:pPr>
+        <w:spacing w:after="0"/>
+        <w:shd w:val="clear" w:fill="F2F2F3"/>
+      </w:pPr>
+      <w:r>
+        <w:rPr>
+          <w:rFonts w:ascii="Consolas" w:hAnsi="Consolas" w:eastAsia="Consolas"/>
+          <w:b w:val="0"/>
+          <w:color w:val="2B2B2B"/>
+          <w:sz w:val="18"/>
+        </w:rPr>
+        <w:t xml:space="preserve">   Cada cuanto se ensaya: ____________     Quien firma la evidencia: ____________</w:t>
+      </w:r>
+    </w:p>
+    <w:p>
+      <w:pPr>
+        <w:spacing w:after="0"/>
+        <w:shd w:val="clear" w:fill="F2F2F3"/>
+      </w:pPr>
+      <w:r>
+        <w:rPr>
+          <w:rFonts w:ascii="Consolas" w:hAnsi="Consolas" w:eastAsia="Consolas"/>
+          <w:b w:val="0"/>
+          <w:color w:val="2B2B2B"/>
+          <w:sz w:val="18"/>
+        </w:rPr>
+        <w:t xml:space="preserve">   Donde queda la evidencia: ____________________________________</w:t>
+      </w:r>
+    </w:p>
+    <w:p>
+      <w:pPr>
+        <w:spacing w:after="0"/>
+        <w:shd w:val="clear" w:fill="F2F2F3"/>
+      </w:pPr>
+      <w:r>
+        <w:rPr>
+          <w:rFonts w:ascii="Consolas" w:hAnsi="Consolas" w:eastAsia="Consolas"/>
+          <w:b w:val="0"/>
+          <w:color w:val="2B2B2B"/>
+          <w:sz w:val="18"/>
+        </w:rPr>
+        <w:t xml:space="preserve"> </w:t>
+      </w:r>
+    </w:p>
+    <w:p>
+      <w:pPr>
+        <w:spacing w:after="0"/>
+        <w:shd w:val="clear" w:fill="F2F2F3"/>
+      </w:pPr>
+      <w:r>
+        <w:rPr>
+          <w:rFonts w:ascii="Consolas" w:hAnsi="Consolas" w:eastAsia="Consolas"/>
+          <w:b w:val="0"/>
+          <w:color w:val="2B2B2B"/>
+          <w:sz w:val="18"/>
+        </w:rPr>
+        <w:t>6) QUE NO CUBRE ESTE PLAN, Y EL RIESGO RESIDUAL QUE SE ASUME</w:t>
+      </w:r>
+    </w:p>
+    <w:p>
+      <w:pPr>
+        <w:spacing w:after="0"/>
+        <w:shd w:val="clear" w:fill="F2F2F3"/>
+      </w:pPr>
+      <w:r>
+        <w:rPr>
+          <w:rFonts w:ascii="Consolas" w:hAnsi="Consolas" w:eastAsia="Consolas"/>
+          <w:b w:val="0"/>
+          <w:color w:val="2B2B2B"/>
+          <w:sz w:val="18"/>
+        </w:rPr>
+        <w:t xml:space="preserve">   No cubre: [ ... ]</w:t>
+      </w:r>
+    </w:p>
+    <w:p>
+      <w:pPr>
+        <w:spacing w:after="0"/>
+        <w:shd w:val="clear" w:fill="F2F2F3"/>
+      </w:pPr>
+      <w:r>
+        <w:rPr>
+          <w:rFonts w:ascii="Consolas" w:hAnsi="Consolas" w:eastAsia="Consolas"/>
+          <w:b w:val="0"/>
+          <w:color w:val="2B2B2B"/>
+          <w:sz w:val="18"/>
+        </w:rPr>
+        <w:t xml:space="preserve">   No cubre: [ ... ]</w:t>
+      </w:r>
+    </w:p>
+    <w:p>
+      <w:pPr>
+        <w:spacing w:after="0"/>
+        <w:shd w:val="clear" w:fill="F2F2F3"/>
+      </w:pPr>
+      <w:r>
+        <w:rPr>
+          <w:rFonts w:ascii="Consolas" w:hAnsi="Consolas" w:eastAsia="Consolas"/>
+          <w:b w:val="0"/>
+          <w:color w:val="2B2B2B"/>
+          <w:sz w:val="18"/>
+        </w:rPr>
+        <w:t xml:space="preserve">   No cubre: [ ... ]</w:t>
+      </w:r>
+    </w:p>
+    <w:p>
+      <w:pPr>
+        <w:spacing w:after="0"/>
+        <w:shd w:val="clear" w:fill="F2F2F3"/>
+      </w:pPr>
+      <w:r>
+        <w:rPr>
+          <w:rFonts w:ascii="Consolas" w:hAnsi="Consolas" w:eastAsia="Consolas"/>
+          <w:b w:val="0"/>
+          <w:color w:val="2B2B2B"/>
+          <w:sz w:val="18"/>
+        </w:rPr>
+        <w:t xml:space="preserve">   Riesgo residual asumido, escrito para que sea una decision y no un olvido:</w:t>
+      </w:r>
+    </w:p>
+    <w:p>
+      <w:pPr>
+        <w:spacing w:after="0"/>
+        <w:shd w:val="clear" w:fill="F2F2F3"/>
+      </w:pPr>
+      <w:r>
+        <w:rPr>
+          <w:rFonts w:ascii="Consolas" w:hAnsi="Consolas" w:eastAsia="Consolas"/>
+          <w:b w:val="0"/>
+          <w:color w:val="2B2B2B"/>
+          <w:sz w:val="18"/>
+        </w:rPr>
+        <w:t xml:space="preserve">   [que puede pasar]  ·  [por que se acepta]  ·  [quien lo acepta]</w:t>
+      </w:r>
+    </w:p>
+    <w:p>
+      <w:pPr>
+        <w:spacing w:after="0"/>
+        <w:shd w:val="clear" w:fill="F2F2F3"/>
+      </w:pPr>
+      <w:r>
+        <w:rPr>
+          <w:rFonts w:ascii="Consolas" w:hAnsi="Consolas" w:eastAsia="Consolas"/>
+          <w:b w:val="0"/>
+          <w:color w:val="2B2B2B"/>
+          <w:sz w:val="18"/>
+        </w:rPr>
+        <w:t xml:space="preserve"> </w:t>
+      </w:r>
+    </w:p>
+    <w:p>
+      <w:pPr>
+        <w:spacing w:after="0"/>
+        <w:shd w:val="clear" w:fill="F2F2F3"/>
+      </w:pPr>
+      <w:r>
+        <w:rPr>
+          <w:rFonts w:ascii="Consolas" w:hAnsi="Consolas" w:eastAsia="Consolas"/>
+          <w:b w:val="0"/>
+          <w:color w:val="2B2B2B"/>
+          <w:sz w:val="18"/>
+        </w:rPr>
+        <w:t>CIERRE  —  CHECKLIST DEL PI  (seguridad y respaldo)</w:t>
+      </w:r>
+    </w:p>
+    <w:p>
+      <w:pPr>
+        <w:spacing w:after="0"/>
+        <w:shd w:val="clear" w:fill="F2F2F3"/>
+      </w:pPr>
+      <w:r>
+        <w:rPr>
+          <w:rFonts w:ascii="Consolas" w:hAnsi="Consolas" w:eastAsia="Consolas"/>
+          <w:b w:val="0"/>
+          <w:color w:val="2B2B2B"/>
+          <w:sz w:val="18"/>
+        </w:rPr>
+        <w:t xml:space="preserve">   Listo:        [ ... ]</w:t>
+      </w:r>
+    </w:p>
+    <w:p>
+      <w:pPr>
+        <w:spacing w:after="0"/>
+        <w:shd w:val="clear" w:fill="F2F2F3"/>
+      </w:pPr>
+      <w:r>
+        <w:rPr>
+          <w:rFonts w:ascii="Consolas" w:hAnsi="Consolas" w:eastAsia="Consolas"/>
+          <w:b w:val="0"/>
+          <w:color w:val="2B2B2B"/>
+          <w:sz w:val="18"/>
+        </w:rPr>
+        <w:t xml:space="preserve">   En progreso:  [ ... ]</w:t>
+      </w:r>
+    </w:p>
+    <w:p>
+      <w:pPr>
+        <w:spacing w:after="0"/>
+        <w:shd w:val="clear" w:fill="F2F2F3"/>
+      </w:pPr>
+      <w:r>
+        <w:rPr>
+          <w:rFonts w:ascii="Consolas" w:hAnsi="Consolas" w:eastAsia="Consolas"/>
+          <w:b w:val="0"/>
+          <w:color w:val="2B2B2B"/>
+          <w:sz w:val="18"/>
+        </w:rPr>
+        <w:t xml:space="preserve">   Falta:        [ ... ]</w:t>
+      </w:r>
+    </w:p>
+    <w:p>
+      <w:pPr>
+        <w:spacing w:after="0"/>
+      </w:pPr>
+      <w:r>
+        <w:rPr>
+          <w:rFonts w:ascii="Calibri" w:hAnsi="Calibri" w:eastAsia="Calibri"/>
+          <w:b w:val="0"/>
+          <w:color w:val="2B2B2B"/>
+          <w:sz w:val="12"/>
+        </w:rPr>
+        <w:t xml:space="preserve"> </w:t>
+      </w:r>
+    </w:p>
+    <w:p>
+      <w:pPr>
+        <w:spacing w:after="120"/>
+      </w:pPr>
+      <w:r>
+        <w:rPr>
+          <w:rFonts w:ascii="Calibri" w:hAnsi="Calibri" w:eastAsia="Calibri"/>
+          <w:b/>
+          <w:color w:val="095292"/>
+          <w:sz w:val="24"/>
+        </w:rPr>
+        <w:t>6. Entregable</w:t>
       </w:r>
     </w:p>
     <w:p>
@@ -284,7 +1271,7 @@
           <w:color w:val="2B2B2B"/>
           <w:sz w:val="22"/>
         </w:rPr>
-        <w:t>Scripts funcion/trigger + Plan_Backup_VetCare (1 pag.)</w:t>
+        <w:t>fn_precio_consulta + 2 triggers corriendo en ExamLab + Plan_Backup_VetCare con sus 6 secciones (1 pag.)</w:t>
       </w:r>
     </w:p>
     <w:p>
@@ -298,7 +1285,7 @@
           <w:color w:val="095292"/>
           <w:sz w:val="24"/>
         </w:rPr>
-        <w:t>6. Criterios de exito</w:t>
+        <w:t>7. Criterios de exito</w:t>
       </w:r>
     </w:p>
     <w:p>
@@ -313,7 +1300,25 @@
           <w:color w:val="2B2B2B"/>
           <w:sz w:val="22"/>
         </w:rPr>
-        <w:t>Funcion util.</w:t>
+        <w:t xml:space="preserve">«fn_precio_consulta» con «RETURNS NUMERIC», «IMMUTABLE», insensible a mayúsculas, recargo del 35 % y «NULL» tratado como falso (45000 → </w:t>
+      </w:r>
+      <w:r>
+        <w:rPr>
+          <w:rFonts w:ascii="Calibri" w:hAnsi="Calibri" w:eastAsia="Calibri"/>
+          <w:b/>
+          <w:color w:val="2B2B2B"/>
+          <w:sz w:val="22"/>
+        </w:rPr>
+        <w:t>60750</w:t>
+      </w:r>
+      <w:r>
+        <w:rPr>
+          <w:rFonts w:ascii="Calibri" w:hAnsi="Calibri" w:eastAsia="Calibri"/>
+          <w:b w:val="0"/>
+          <w:color w:val="2B2B2B"/>
+          <w:sz w:val="22"/>
+        </w:rPr>
+        <w:t>).</w:t>
       </w:r>
     </w:p>
     <w:p>
@@ -328,7 +1333,25 @@
           <w:color w:val="2B2B2B"/>
           <w:sz w:val="22"/>
         </w:rPr>
-        <w:t>Trigger auditoria/stock.</w:t>
+        <w:t xml:space="preserve">El trigger de auditoría en sus </w:t>
+      </w:r>
+      <w:r>
+        <w:rPr>
+          <w:rFonts w:ascii="Calibri" w:hAnsi="Calibri" w:eastAsia="Calibri"/>
+          <w:b/>
+          <w:color w:val="2B2B2B"/>
+          <w:sz w:val="22"/>
+        </w:rPr>
+        <w:t>dos objetos</w:t>
+      </w:r>
+      <w:r>
+        <w:rPr>
+          <w:rFonts w:ascii="Calibri" w:hAnsi="Calibri" w:eastAsia="Calibri"/>
+          <w:b w:val="0"/>
+          <w:color w:val="2B2B2B"/>
+          <w:sz w:val="22"/>
+        </w:rPr>
+        <w:t>: «fn_trg_audit_cita() RETURNS TRIGGER» + «CREATE TRIGGER ... EXECUTE FUNCTION». Cero «:NEW» / «:OLD».</w:t>
       </w:r>
     </w:p>
     <w:p>
@@ -343,7 +1366,25 @@
           <w:color w:val="2B2B2B"/>
           <w:sz w:val="22"/>
         </w:rPr>
-        <w:t>Plan backup 1 pag.</w:t>
+        <w:t xml:space="preserve">Los 3 «UPDATE» dejan </w:t>
+      </w:r>
+      <w:r>
+        <w:rPr>
+          <w:rFonts w:ascii="Calibri" w:hAnsi="Calibri" w:eastAsia="Calibri"/>
+          <w:b/>
+          <w:color w:val="2B2B2B"/>
+          <w:sz w:val="22"/>
+        </w:rPr>
+        <w:t>2 filas</w:t>
+      </w:r>
+      <w:r>
+        <w:rPr>
+          <w:rFonts w:ascii="Calibri" w:hAnsi="Calibri" w:eastAsia="Calibri"/>
+          <w:b w:val="0"/>
+          <w:color w:val="2B2B2B"/>
+          <w:sz w:val="22"/>
+        </w:rPr>
+        <w:t xml:space="preserve"> en «audit_cita» y el estudiante explica por qué la tercera no se auditó.</w:t>
       </w:r>
     </w:p>
     <w:p>
@@ -358,21 +1399,43 @@
           <w:color w:val="2B2B2B"/>
           <w:sz w:val="22"/>
         </w:rPr>
-        <w:t>Checklist PI.</w:t>
+        <w:t>El stock negativo (</w:t>
       </w:r>
-    </w:p>
-    <w:p>
-      <w:pPr>
-        <w:spacing w:after="120"/>
-      </w:pPr>
       <w:r>
         <w:rPr>
           <w:rFonts w:ascii="Calibri" w:hAnsi="Calibri" w:eastAsia="Calibri"/>
           <w:b/>
-          <w:color w:val="095292"/>
-          <w:sz w:val="24"/>
+          <w:color w:val="2B2B2B"/>
+          <w:sz w:val="22"/>
         </w:rPr>
-        <w:t>7. Pistas (checklist vacio — sin solucion)</w:t>
+        <w:t>-7</w:t>
+      </w:r>
+      <w:r>
+        <w:rPr>
+          <w:rFonts w:ascii="Calibri" w:hAnsi="Calibri" w:eastAsia="Calibri"/>
+          <w:b w:val="0"/>
+          <w:color w:val="2B2B2B"/>
+          <w:sz w:val="22"/>
+        </w:rPr>
+        <w:t xml:space="preserve">) evidenciado </w:t>
+      </w:r>
+      <w:r>
+        <w:rPr>
+          <w:rFonts w:ascii="Calibri" w:hAnsi="Calibri" w:eastAsia="Calibri"/>
+          <w:b/>
+          <w:color w:val="2B2B2B"/>
+          <w:sz w:val="22"/>
+        </w:rPr>
+        <w:t>antes</w:t>
+      </w:r>
+      <w:r>
+        <w:rPr>
+          <w:rFonts w:ascii="Calibri" w:hAnsi="Calibri" w:eastAsia="Calibri"/>
+          <w:b w:val="0"/>
+          <w:color w:val="2B2B2B"/>
+          <w:sz w:val="22"/>
+        </w:rPr>
+        <w:t xml:space="preserve"> del trigger, y el trigger «BEFORE UPDATE» con el mensaje literal de la rúbrica.</w:t>
       </w:r>
     </w:p>
     <w:p>
@@ -387,7 +1450,7 @@
           <w:color w:val="2B2B2B"/>
           <w:sz w:val="22"/>
         </w:rPr>
-        <w:t>□ Trigger con propósito?</w:t>
+        <w:t>«Plan_Backup_VetCare» con las 6 secciones, RPO y RTO justificados contra el horario de la clínica, y la consulta de validación post-restore.</w:t>
       </w:r>
     </w:p>
     <w:p>
@@ -402,7 +1465,21 @@
           <w:color w:val="2B2B2B"/>
           <w:sz w:val="22"/>
         </w:rPr>
-        <w:t>□ Backup con restore?</w:t>
+        <w:t>Entrega domingo 23:59.</w:t>
+      </w:r>
+    </w:p>
+    <w:p>
+      <w:pPr>
+        <w:spacing w:after="120"/>
+      </w:pPr>
+      <w:r>
+        <w:rPr>
+          <w:rFonts w:ascii="Calibri" w:hAnsi="Calibri" w:eastAsia="Calibri"/>
+          <w:b/>
+          <w:color w:val="095292"/>
+          <w:sz w:val="24"/>
+        </w:rPr>
+        <w:t>8. Pistas (checklist vacio — sin solucion)</w:t>
       </w:r>
     </w:p>
     <w:p>
@@ -417,7 +1494,256 @@
           <w:color w:val="2B2B2B"/>
           <w:sz w:val="22"/>
         </w:rPr>
-        <w:t>□ Evidencia SQL?</w:t>
+        <w:t xml:space="preserve">□ ¿La función es «IMMUTABLE» y un canino en urgencia da </w:t>
+      </w:r>
+      <w:r>
+        <w:rPr>
+          <w:rFonts w:ascii="Calibri" w:hAnsi="Calibri" w:eastAsia="Calibri"/>
+          <w:b/>
+          <w:color w:val="2B2B2B"/>
+          <w:sz w:val="22"/>
+        </w:rPr>
+        <w:t>60750</w:t>
+      </w:r>
+      <w:r>
+        <w:rPr>
+          <w:rFonts w:ascii="Calibri" w:hAnsi="Calibri" w:eastAsia="Calibri"/>
+          <w:b w:val="0"/>
+          <w:color w:val="2B2B2B"/>
+          <w:sz w:val="22"/>
+        </w:rPr>
+        <w:t>?</w:t>
+      </w:r>
+    </w:p>
+    <w:p>
+      <w:pPr>
+        <w:pStyle w:val="ListBullet"/>
+        <w:spacing w:after="40"/>
+      </w:pPr>
+      <w:r>
+        <w:rPr>
+          <w:rFonts w:ascii="Calibri" w:hAnsi="Calibri" w:eastAsia="Calibri"/>
+          <w:b w:val="0"/>
+          <w:color w:val="2B2B2B"/>
+          <w:sz w:val="22"/>
+        </w:rPr>
+        <w:t xml:space="preserve">□ ¿Creaste los </w:t>
+      </w:r>
+      <w:r>
+        <w:rPr>
+          <w:rFonts w:ascii="Calibri" w:hAnsi="Calibri" w:eastAsia="Calibri"/>
+          <w:b/>
+          <w:color w:val="2B2B2B"/>
+          <w:sz w:val="22"/>
+        </w:rPr>
+        <w:t>dos</w:t>
+      </w:r>
+      <w:r>
+        <w:rPr>
+          <w:rFonts w:ascii="Calibri" w:hAnsi="Calibri" w:eastAsia="Calibri"/>
+          <w:b w:val="0"/>
+          <w:color w:val="2B2B2B"/>
+          <w:sz w:val="22"/>
+        </w:rPr>
+        <w:t xml:space="preserve"> objetos del trigger? Una función sola no dispara nada.</w:t>
+      </w:r>
+    </w:p>
+    <w:p>
+      <w:pPr>
+        <w:pStyle w:val="ListBullet"/>
+        <w:spacing w:after="40"/>
+      </w:pPr>
+      <w:r>
+        <w:rPr>
+          <w:rFonts w:ascii="Calibri" w:hAnsi="Calibri" w:eastAsia="Calibri"/>
+          <w:b w:val="0"/>
+          <w:color w:val="2B2B2B"/>
+          <w:sz w:val="22"/>
+        </w:rPr>
+        <w:t xml:space="preserve">□ ¿Está el «WHEN (OLD.estado IS DISTINCT FROM NEW.estado)», y «audit_cita» quedó con </w:t>
+      </w:r>
+      <w:r>
+        <w:rPr>
+          <w:rFonts w:ascii="Calibri" w:hAnsi="Calibri" w:eastAsia="Calibri"/>
+          <w:b/>
+          <w:color w:val="2B2B2B"/>
+          <w:sz w:val="22"/>
+        </w:rPr>
+        <w:t>2</w:t>
+      </w:r>
+      <w:r>
+        <w:rPr>
+          <w:rFonts w:ascii="Calibri" w:hAnsi="Calibri" w:eastAsia="Calibri"/>
+          <w:b w:val="0"/>
+          <w:color w:val="2B2B2B"/>
+          <w:sz w:val="22"/>
+        </w:rPr>
+        <w:t xml:space="preserve"> filas?</w:t>
+      </w:r>
+    </w:p>
+    <w:p>
+      <w:pPr>
+        <w:pStyle w:val="ListBullet"/>
+        <w:spacing w:after="40"/>
+      </w:pPr>
+      <w:r>
+        <w:rPr>
+          <w:rFonts w:ascii="Calibri" w:hAnsi="Calibri" w:eastAsia="Calibri"/>
+          <w:b w:val="0"/>
+          <w:color w:val="2B2B2B"/>
+          <w:sz w:val="22"/>
+        </w:rPr>
+        <w:t>□ ¿«usuario_bd» y «fecha_evento» se llenan por «DEFAULT», no desde el trigger?</w:t>
+      </w:r>
+    </w:p>
+    <w:p>
+      <w:pPr>
+        <w:pStyle w:val="ListBullet"/>
+        <w:spacing w:after="40"/>
+      </w:pPr>
+      <w:r>
+        <w:rPr>
+          <w:rFonts w:ascii="Calibri" w:hAnsi="Calibri" w:eastAsia="Calibri"/>
+          <w:b w:val="0"/>
+          <w:color w:val="2B2B2B"/>
+          <w:sz w:val="22"/>
+        </w:rPr>
+        <w:t xml:space="preserve">□ ¿Se ve el </w:t>
+      </w:r>
+      <w:r>
+        <w:rPr>
+          <w:rFonts w:ascii="Calibri" w:hAnsi="Calibri" w:eastAsia="Calibri"/>
+          <w:b/>
+          <w:color w:val="2B2B2B"/>
+          <w:sz w:val="22"/>
+        </w:rPr>
+        <w:t>-7</w:t>
+      </w:r>
+      <w:r>
+        <w:rPr>
+          <w:rFonts w:ascii="Calibri" w:hAnsi="Calibri" w:eastAsia="Calibri"/>
+          <w:b w:val="0"/>
+          <w:color w:val="2B2B2B"/>
+          <w:sz w:val="22"/>
+        </w:rPr>
+        <w:t xml:space="preserve"> antes de crear el trigger, y el stock volvió a 3 para probarlo?</w:t>
+      </w:r>
+    </w:p>
+    <w:p>
+      <w:pPr>
+        <w:pStyle w:val="ListBullet"/>
+        <w:spacing w:after="40"/>
+      </w:pPr>
+      <w:r>
+        <w:rPr>
+          <w:rFonts w:ascii="Calibri" w:hAnsi="Calibri" w:eastAsia="Calibri"/>
+          <w:b w:val="0"/>
+          <w:color w:val="2B2B2B"/>
+          <w:sz w:val="22"/>
+        </w:rPr>
+        <w:t xml:space="preserve">□ ¿El trigger de stock es «BEFORE», y el insumo 2 termina en </w:t>
+      </w:r>
+      <w:r>
+        <w:rPr>
+          <w:rFonts w:ascii="Calibri" w:hAnsi="Calibri" w:eastAsia="Calibri"/>
+          <w:b/>
+          <w:color w:val="2B2B2B"/>
+          <w:sz w:val="22"/>
+        </w:rPr>
+        <w:t>stock 1</w:t>
+      </w:r>
+      <w:r>
+        <w:rPr>
+          <w:rFonts w:ascii="Calibri" w:hAnsi="Calibri" w:eastAsia="Calibri"/>
+          <w:b w:val="0"/>
+          <w:color w:val="2B2B2B"/>
+          <w:sz w:val="22"/>
+        </w:rPr>
+        <w:t>?</w:t>
+      </w:r>
+    </w:p>
+    <w:p>
+      <w:pPr>
+        <w:pStyle w:val="ListBullet"/>
+        <w:spacing w:after="40"/>
+      </w:pPr>
+      <w:r>
+        <w:rPr>
+          <w:rFonts w:ascii="Calibri" w:hAnsi="Calibri" w:eastAsia="Calibri"/>
+          <w:b w:val="0"/>
+          <w:color w:val="2B2B2B"/>
+          <w:sz w:val="22"/>
+        </w:rPr>
+        <w:t xml:space="preserve">□ ¿En la de selección múltiple revisaste </w:t>
+      </w:r>
+      <w:r>
+        <w:rPr>
+          <w:rFonts w:ascii="Calibri" w:hAnsi="Calibri" w:eastAsia="Calibri"/>
+          <w:b/>
+          <w:color w:val="2B2B2B"/>
+          <w:sz w:val="22"/>
+        </w:rPr>
+        <w:t>las seis</w:t>
+      </w:r>
+      <w:r>
+        <w:rPr>
+          <w:rFonts w:ascii="Calibri" w:hAnsi="Calibri" w:eastAsia="Calibri"/>
+          <w:b w:val="0"/>
+          <w:color w:val="2B2B2B"/>
+          <w:sz w:val="22"/>
+        </w:rPr>
+        <w:t xml:space="preserve"> afirmaciones, preguntándote si la regla mira solo su propia fila y quién la garantiza cuando el SQL </w:t>
+      </w:r>
+      <w:r>
+        <w:rPr>
+          <w:rFonts w:ascii="Calibri" w:hAnsi="Calibri" w:eastAsia="Calibri"/>
+          <w:b/>
+          <w:color w:val="2B2B2B"/>
+          <w:sz w:val="22"/>
+        </w:rPr>
+        <w:t>no</w:t>
+      </w:r>
+      <w:r>
+        <w:rPr>
+          <w:rFonts w:ascii="Calibri" w:hAnsi="Calibri" w:eastAsia="Calibri"/>
+          <w:b w:val="0"/>
+          <w:color w:val="2B2B2B"/>
+          <w:sz w:val="22"/>
+        </w:rPr>
+        <w:t xml:space="preserve"> viene de la aplicación?</w:t>
+      </w:r>
+    </w:p>
+    <w:p>
+      <w:pPr>
+        <w:pStyle w:val="ListBullet"/>
+        <w:spacing w:after="40"/>
+      </w:pPr>
+      <w:r>
+        <w:rPr>
+          <w:rFonts w:ascii="Calibri" w:hAnsi="Calibri" w:eastAsia="Calibri"/>
+          <w:b w:val="0"/>
+          <w:color w:val="2B2B2B"/>
+          <w:sz w:val="22"/>
+        </w:rPr>
+        <w:t xml:space="preserve">□ ¿El plan trae RPO y RTO en números, «pg_dumpall» para los roles y la sección 6 de lo que </w:t>
+      </w:r>
+      <w:r>
+        <w:rPr>
+          <w:rFonts w:ascii="Calibri" w:hAnsi="Calibri" w:eastAsia="Calibri"/>
+          <w:b/>
+          <w:color w:val="2B2B2B"/>
+          <w:sz w:val="22"/>
+        </w:rPr>
+        <w:t>no</w:t>
+      </w:r>
+      <w:r>
+        <w:rPr>
+          <w:rFonts w:ascii="Calibri" w:hAnsi="Calibri" w:eastAsia="Calibri"/>
+          <w:b w:val="0"/>
+          <w:color w:val="2B2B2B"/>
+          <w:sz w:val="22"/>
+        </w:rPr>
+        <w:t xml:space="preserve"> cubre?</w:t>
       </w:r>
     </w:p>
     <w:p>
@@ -431,7 +1757,7 @@
           <w:color w:val="095292"/>
           <w:sz w:val="24"/>
         </w:rPr>
-        <w:t>8. Entrega</w:t>
+        <w:t>9. Entrega</w:t>
       </w:r>
     </w:p>
     <w:p>
@@ -468,7 +1794,7 @@
           <w:color w:val="095292"/>
           <w:sz w:val="24"/>
         </w:rPr>
-        <w:t>9. Que vas a resolver en ExamLab</w:t>
+        <w:t>10. Que vas a resolver en ExamLab</w:t>
       </w:r>
     </w:p>
     <w:p>
